--- a/Investigare/pg/Scheda_PG_04_Sato_Yuki.docx
+++ b/Investigare/pg/Scheda_PG_04_Sato_Yuki.docx
@@ -2836,46 +2836,6 @@
         <w:t>“A volte mi guarda come se sapesse esattamente cosa sto pensando. Probabilmente lo sa.”</w:t>
       </w:r>
     </w:p>
-    <w:p>
-      <w:pPr>
-        <w:spacing w:before="120" w:after="120"/>
-        <w:jc w:val="center"/>
-      </w:pPr>
-      <w:r>
-        <w:rPr>
-          <w:color w:val="B49650"/>
-          <w:sz w:val="14"/>
-        </w:rPr>
-        <w:lastRenderedPageBreak/>
-        <w:t>━━━━━━━━━━━━━━━━━━━━━━━━━━━━━━━━━━━━━━━━━━━━━━━━━━</w:t>
-      </w:r>
-    </w:p>
-    <w:p>
-      <w:pPr>
-        <w:jc w:val="center"/>
-      </w:pPr>
-      <w:r>
-        <w:rPr>
-          <w:color w:val="787878"/>
-          <w:sz w:val="14"/>
-        </w:rPr>
-        <w:t xml:space="preserve">GENKAI </w:t>
-      </w:r>
-      <w:r>
-        <w:rPr>
-          <w:color w:val="787878"/>
-          <w:sz w:val="14"/>
-        </w:rPr>
-        <w:t>限界</w:t>
-      </w:r>
-      <w:r>
-        <w:rPr>
-          <w:color w:val="787878"/>
-          <w:sz w:val="14"/>
-        </w:rPr>
-        <w:t xml:space="preserve"> v1.2</w:t>
-      </w:r>
-    </w:p>
     <w:sectPr>
       <w:pgSz w:w="11906" w:h="16838"/>
       <w:pgMar w:top="170" w:right="170" w:bottom="170" w:left="170" w:header="720" w:footer="720" w:gutter="0"/>
